--- a/PROJECT BIOMIXING/PRODUCTION_MODULE_SOP_EN.docx
+++ b/PROJECT BIOMIXING/PRODUCTION_MODULE_SOP_EN.docx
@@ -6,9 +6,9 @@
       <w:pPr>
         <w:pStyle w:val="Heading1"/>
       </w:pPr>
-      <w:bookmarkStart w:id="0" w:name="X7e9addfe724da031dec77336fe702198bf71d1c"/>
-      <w:r>
-        <w:t>Production Module — Standard Operating Procedure (Non-Technical)</w:t>
+      <w:bookmarkStart w:id="0" w:name="X50ba28fc7a5e0a7ddef6814c1466f0bbb18eafa"/>
+      <w:r>
+        <w:t>Production Module Workflow (Non-Technical SOP)</w:t>
       </w:r>
     </w:p>
     <w:p>
@@ -49,7 +49,7 @@
         <w:t>Version:</w:t>
       </w:r>
       <w:r>
-        <w:t xml:space="preserve"> 2026-05-27</w:t>
+        <w:t xml:space="preserve"> 2026-05-28</w:t>
       </w:r>
       <w:r>
         <w:br/>
@@ -62,12 +62,12 @@
         <w:t>Purpose:</w:t>
       </w:r>
       <w:r>
-        <w:t xml:space="preserve"> End-to-end guide to plan manufacturing, reserve materials, run batches, update stock, then sell or ship.</w:t>
-      </w:r>
-    </w:p>
-    <w:p>
-      <w:r>
-        <w:pict w14:anchorId="67965F45">
+        <w:t xml:space="preserve"> End-to-end guide to plan manufacturing (bill of materials first), reserve materials at release, run batches, update stock, then sell or ship.</w:t>
+      </w:r>
+    </w:p>
+    <w:p>
+      <w:r>
+        <w:pict w14:anchorId="50C7A859">
           <v:rect id="_x0000_i1025" style="width:0;height:1.5pt" o:hralign="center" o:hrstd="t" o:hr="t"/>
         </w:pict>
       </w:r>
@@ -192,17 +192,27 @@
               <w:pStyle w:val="Compact"/>
             </w:pPr>
             <w:r>
-              <w:t xml:space="preserve">Production is committed. The system </w:t>
+              <w:t xml:space="preserve">Production is committed. Bill of materials is </w:t>
             </w:r>
             <w:r>
               <w:rPr>
                 <w:b/>
                 <w:bCs/>
               </w:rPr>
-              <w:t>reserves</w:t>
-            </w:r>
-            <w:r>
-              <w:t xml:space="preserve"> raw materials in the raw material warehouse.</w:t>
+              <w:t>frozen</w:t>
+            </w:r>
+            <w:r>
+              <w:t xml:space="preserve"> on the order; raw materials are </w:t>
+            </w:r>
+            <w:r>
+              <w:rPr>
+                <w:b/>
+                <w:bCs/>
+              </w:rPr>
+              <w:t>reserved</w:t>
+            </w:r>
+            <w:r>
+              <w:t>. First production batch is usually created automatically.</w:t>
             </w:r>
           </w:p>
         </w:tc>
@@ -244,7 +254,7 @@
               <w:t>deducted</w:t>
             </w:r>
             <w:r>
-              <w:t xml:space="preserve"> from warehouse (at least one production batch posted).</w:t>
+              <w:t xml:space="preserve"> from warehouse (at least one batch posted).</w:t>
             </w:r>
           </w:p>
         </w:tc>
@@ -318,7 +328,7 @@
               <w:pStyle w:val="Compact"/>
             </w:pPr>
             <w:r>
-              <w:t>Order stopped (rules in section 12).</w:t>
+              <w:t>Order stopped (rules in section 11).</w:t>
             </w:r>
           </w:p>
         </w:tc>
@@ -326,7 +336,7 @@
     </w:tbl>
     <w:p>
       <w:r>
-        <w:pict w14:anchorId="0ED1BCD3">
+        <w:pict w14:anchorId="16923121">
           <v:rect id="_x0000_i1026" style="width:0;height:1.5pt" o:hralign="center" o:hrstd="t" o:hr="t"/>
         </w:pict>
       </w:r>
@@ -335,10 +345,10 @@
       <w:pPr>
         <w:pStyle w:val="Heading2"/>
       </w:pPr>
-      <w:bookmarkStart w:id="2" w:name="Xb2e84a4a15c56d58e42f076b0f32c74f8cfa6cc"/>
+      <w:bookmarkStart w:id="2" w:name="Xe5c7432db608de2afcb7f3ba9ecbeb83dbcb860"/>
       <w:bookmarkEnd w:id="1"/>
       <w:r>
-        <w:t>1. Create finished product</w:t>
+        <w:t>1. Create manufactured product (master data)</w:t>
       </w:r>
     </w:p>
     <w:p>
@@ -390,7 +400,7 @@
           <w:b/>
           <w:bCs/>
         </w:rPr>
-        <w:t>finished good</w:t>
+        <w:t>manufactured product</w:t>
       </w:r>
       <w:r>
         <w:t xml:space="preserve"> (what you manufacture).</w:t>
@@ -447,7 +457,7 @@
         <w:t>product type</w:t>
       </w:r>
       <w:r>
-        <w:t xml:space="preserve"> so the item can be selected as bill of materials output (finished goods).</w:t>
+        <w:t xml:space="preserve"> so the item can be used as bill of materials output.</w:t>
       </w:r>
     </w:p>
     <w:p>
@@ -479,7 +489,7 @@
     </w:p>
     <w:p>
       <w:r>
-        <w:pict w14:anchorId="1F45AD91">
+        <w:pict w14:anchorId="01738DD1">
           <v:rect id="_x0000_i1027" style="width:0;height:1.5pt" o:hralign="center" o:hrstd="t" o:hr="t"/>
         </w:pict>
       </w:r>
@@ -488,10 +498,10 @@
       <w:pPr>
         <w:pStyle w:val="Heading2"/>
       </w:pPr>
-      <w:bookmarkStart w:id="3" w:name="Xf82c0bd25844ab13a104d00a4c602f4bfc8fcdd"/>
+      <w:bookmarkStart w:id="3" w:name="Xe6f1aafe55f9bb37a4699a7c3a2c1330bb31f14"/>
       <w:bookmarkEnd w:id="2"/>
       <w:r>
-        <w:t>2. Create raw materials</w:t>
+        <w:t>2. Create raw materials (master data)</w:t>
       </w:r>
     </w:p>
     <w:p>
@@ -524,7 +534,6 @@
           <w:b/>
           <w:bCs/>
         </w:rPr>
-        <w:lastRenderedPageBreak/>
         <w:t>Steps:</w:t>
       </w:r>
     </w:p>
@@ -537,6 +546,7 @@
         </w:numPr>
       </w:pPr>
       <w:r>
+        <w:lastRenderedPageBreak/>
         <w:t>Add each ingredient and packaging item (coffee powder, sugar, box, chocolate, etc.).</w:t>
       </w:r>
     </w:p>
@@ -588,7 +598,7 @@
     </w:p>
     <w:p>
       <w:r>
-        <w:pict w14:anchorId="4F204F05">
+        <w:pict w14:anchorId="491441B3">
           <v:rect id="_x0000_i1028" style="width:0;height:1.5pt" o:hralign="center" o:hrstd="t" o:hr="t"/>
         </w:pict>
       </w:r>
@@ -764,7 +774,7 @@
     </w:p>
     <w:p>
       <w:r>
-        <w:pict w14:anchorId="25844743">
+        <w:pict w14:anchorId="29294167">
           <v:rect id="_x0000_i1029" style="width:0;height:1.5pt" o:hralign="center" o:hrstd="t" o:hr="t"/>
         </w:pict>
       </w:r>
@@ -828,7 +838,7 @@
           <w:b/>
           <w:bCs/>
         </w:rPr>
-        <w:t>finished product</w:t>
+        <w:t>manufactured product</w:t>
       </w:r>
       <w:r>
         <w:t xml:space="preserve"> (output).</w:t>
@@ -865,29 +875,7 @@
         </w:numPr>
       </w:pPr>
       <w:r>
-        <w:t xml:space="preserve">Add </w:t>
-      </w:r>
-      <w:r>
-        <w:rPr>
-          <w:b/>
-          <w:bCs/>
-        </w:rPr>
-        <w:t>waste %</w:t>
-      </w:r>
-      <w:r>
-        <w:t xml:space="preserve"> on lines if needed (included in total material calculation).</w:t>
-      </w:r>
-    </w:p>
-    <w:p>
-      <w:pPr>
-        <w:pStyle w:val="Compact"/>
-        <w:numPr>
-          <w:ilvl w:val="0"/>
-          <w:numId w:val="5"/>
-        </w:numPr>
-      </w:pPr>
-      <w:r>
-        <w:t>Save the bill of materials.</w:t>
+        <w:t>Save the bill of materials (must have at least one line).</w:t>
       </w:r>
     </w:p>
     <w:p>
@@ -1038,16 +1026,36 @@
           <w:b/>
           <w:bCs/>
         </w:rPr>
+        <w:t>Rule:</w:t>
+      </w:r>
+      <w:r>
+        <w:t xml:space="preserve"> Production orders </w:t>
+      </w:r>
+      <w:r>
+        <w:rPr>
+          <w:b/>
+          <w:bCs/>
+        </w:rPr>
+        <w:t>require</w:t>
+      </w:r>
+      <w:r>
+        <w:t xml:space="preserve"> a bill of materials with lines before </w:t>
+      </w:r>
+      <w:r>
+        <w:rPr>
+          <w:b/>
+          <w:bCs/>
+        </w:rPr>
+        <w:t>Release</w:t>
+      </w:r>
+      <w:r>
+        <w:t xml:space="preserve"> (current Biomixing setup).</w:t>
+      </w:r>
+    </w:p>
+    <w:p>
+      <w:r>
         <w:lastRenderedPageBreak/>
-        <w:t>Rule:</w:t>
-      </w:r>
-      <w:r>
-        <w:t xml:space="preserve"> Without a bill of materials, the production order cannot calculate or consume materials correctly.</w:t>
-      </w:r>
-    </w:p>
-    <w:p>
-      <w:r>
-        <w:pict w14:anchorId="5EAEA403">
+        <w:pict w14:anchorId="2EBED566">
           <v:rect id="_x0000_i1030" style="width:0;height:1.5pt" o:hralign="center" o:hrstd="t" o:hr="t"/>
         </w:pict>
       </w:r>
@@ -1056,10 +1064,10 @@
       <w:pPr>
         <w:pStyle w:val="Heading2"/>
       </w:pPr>
-      <w:bookmarkStart w:id="6" w:name="X6a1c2682366858c8a048930fa4f4396f95e3d33"/>
+      <w:bookmarkStart w:id="6" w:name="Xee79f5d562a563086711cad287d65cdd92af07f"/>
       <w:bookmarkEnd w:id="5"/>
       <w:r>
-        <w:t>5. Create production order</w:t>
+        <w:t>5. Create production order (bill of materials first)</w:t>
       </w:r>
     </w:p>
     <w:p>
@@ -1121,20 +1129,20 @@
           <w:b/>
           <w:bCs/>
         </w:rPr>
-        <w:t>finished product</w:t>
-      </w:r>
-      <w:r>
-        <w:t xml:space="preserve"> and </w:t>
-      </w:r>
-      <w:r>
-        <w:rPr>
-          <w:b/>
-          <w:bCs/>
-        </w:rPr>
         <w:t>bill of materials</w:t>
       </w:r>
       <w:r>
-        <w:t>.</w:t>
+        <w:t xml:space="preserve"> from the dropdown (placeholder — the system does </w:t>
+      </w:r>
+      <w:r>
+        <w:rPr>
+          <w:b/>
+          <w:bCs/>
+        </w:rPr>
+        <w:t>not</w:t>
+      </w:r>
+      <w:r>
+        <w:t xml:space="preserve"> auto-pick the first bill of materials).</w:t>
       </w:r>
     </w:p>
     <w:p>
@@ -1146,17 +1154,17 @@
         </w:numPr>
       </w:pPr>
       <w:r>
-        <w:t xml:space="preserve">Enter </w:t>
-      </w:r>
-      <w:r>
-        <w:rPr>
-          <w:b/>
-          <w:bCs/>
-        </w:rPr>
-        <w:t>planned quantity</w:t>
-      </w:r>
-      <w:r>
-        <w:t>.</w:t>
+        <w:t xml:space="preserve">The </w:t>
+      </w:r>
+      <w:r>
+        <w:rPr>
+          <w:b/>
+          <w:bCs/>
+        </w:rPr>
+        <w:t>manufactured product</w:t>
+      </w:r>
+      <w:r>
+        <w:t xml:space="preserve"> is filled in automatically from the bill of materials you chose.</w:t>
       </w:r>
     </w:p>
     <w:p>
@@ -1168,17 +1176,17 @@
         </w:numPr>
       </w:pPr>
       <w:r>
-        <w:t xml:space="preserve">Select </w:t>
-      </w:r>
-      <w:r>
-        <w:rPr>
-          <w:b/>
-          <w:bCs/>
-        </w:rPr>
-        <w:t>raw material warehouse</w:t>
-      </w:r>
-      <w:r>
-        <w:t xml:space="preserve"> (where ingredients are taken from).</w:t>
+        <w:t xml:space="preserve">Enter </w:t>
+      </w:r>
+      <w:r>
+        <w:rPr>
+          <w:b/>
+          <w:bCs/>
+        </w:rPr>
+        <w:t>planned quantity</w:t>
+      </w:r>
+      <w:r>
+        <w:t>.</w:t>
       </w:r>
     </w:p>
     <w:p>
@@ -1197,10 +1205,20 @@
           <w:b/>
           <w:bCs/>
         </w:rPr>
+        <w:t>raw material warehouse</w:t>
+      </w:r>
+      <w:r>
+        <w:t xml:space="preserve"> and </w:t>
+      </w:r>
+      <w:r>
+        <w:rPr>
+          <w:b/>
+          <w:bCs/>
+        </w:rPr>
         <w:t>manufactured product warehouse</w:t>
       </w:r>
       <w:r>
-        <w:t xml:space="preserve"> (where completed product is received).</w:t>
+        <w:t>.</w:t>
       </w:r>
     </w:p>
     <w:p>
@@ -1234,6 +1252,48 @@
         </w:numPr>
       </w:pPr>
       <w:r>
+        <w:t xml:space="preserve">Review the </w:t>
+      </w:r>
+      <w:r>
+        <w:rPr>
+          <w:b/>
+          <w:bCs/>
+        </w:rPr>
+        <w:t>material requirements preview</w:t>
+      </w:r>
+      <w:r>
+        <w:t xml:space="preserve"> on the form (updates when you change bill of materials, quantity, or raw material warehouse). This preview uses the </w:t>
+      </w:r>
+      <w:r>
+        <w:rPr>
+          <w:b/>
+          <w:bCs/>
+        </w:rPr>
+        <w:t>master</w:t>
+      </w:r>
+      <w:r>
+        <w:t xml:space="preserve"> bill of materials; the shop floor uses the </w:t>
+      </w:r>
+      <w:r>
+        <w:rPr>
+          <w:b/>
+          <w:bCs/>
+        </w:rPr>
+        <w:t>frozen</w:t>
+      </w:r>
+      <w:r>
+        <w:t xml:space="preserve"> copy after release.</w:t>
+      </w:r>
+    </w:p>
+    <w:p>
+      <w:pPr>
+        <w:pStyle w:val="Compact"/>
+        <w:numPr>
+          <w:ilvl w:val="0"/>
+          <w:numId w:val="6"/>
+        </w:numPr>
+      </w:pPr>
+      <w:r>
         <w:t xml:space="preserve">Save as </w:t>
       </w:r>
       <w:r>
@@ -1244,7 +1304,7 @@
         <w:t>Draft</w:t>
       </w:r>
       <w:r>
-        <w:t xml:space="preserve"> first.</w:t>
+        <w:t>.</w:t>
       </w:r>
     </w:p>
     <w:p>
@@ -1259,7 +1319,7 @@
         <w:t>Purpose:</w:t>
       </w:r>
       <w:r>
-        <w:t xml:space="preserve"> This is the manufacturing work order. Draft = planning; quantity, bill of materials, and warehouses can still be changed.</w:t>
+        <w:t xml:space="preserve"> Draft = planning; you can still change bill of materials, quantity, and warehouses.</w:t>
       </w:r>
     </w:p>
     <w:p>
@@ -1298,8 +1358,23 @@
       </w:r>
     </w:p>
     <w:p>
-      <w:r>
-        <w:pict w14:anchorId="6CD6FCA6">
+      <w:pPr>
+        <w:pStyle w:val="BodyText"/>
+      </w:pPr>
+      <w:r>
+        <w:rPr>
+          <w:b/>
+          <w:bCs/>
+        </w:rPr>
+        <w:t>You cannot release</w:t>
+      </w:r>
+      <w:r>
+        <w:t xml:space="preserve"> if no bill of materials is selected or the bill of materials has no lines.</w:t>
+      </w:r>
+    </w:p>
+    <w:p>
+      <w:r>
+        <w:pict w14:anchorId="6A0D80BF">
           <v:rect id="_x0000_i1031" style="width:0;height:1.5pt" o:hralign="center" o:hrstd="t" o:hr="t"/>
         </w:pict>
       </w:r>
@@ -1332,7 +1407,7 @@
         </w:numPr>
       </w:pPr>
       <w:r>
-        <w:t xml:space="preserve">Open the order and review the </w:t>
+        <w:t xml:space="preserve">Open the order and review </w:t>
       </w:r>
       <w:r>
         <w:rPr>
@@ -1342,7 +1417,7 @@
         <w:t>total raw materials</w:t>
       </w:r>
       <w:r>
-        <w:t xml:space="preserve"> table.</w:t>
+        <w:t xml:space="preserve"> (from the order bill of materials / snapshot after release).</w:t>
       </w:r>
     </w:p>
     <w:p>
@@ -1375,18 +1450,6 @@
       </w:r>
       <w:r>
         <w:t xml:space="preserve"> in the raw material warehouse.</w:t>
-      </w:r>
-    </w:p>
-    <w:p>
-      <w:pPr>
-        <w:pStyle w:val="Compact"/>
-        <w:numPr>
-          <w:ilvl w:val="0"/>
-          <w:numId w:val="7"/>
-        </w:numPr>
-      </w:pPr>
-      <w:r>
-        <w:t>If insufficient, a shortage warning is shown.</w:t>
       </w:r>
     </w:p>
     <w:p>
@@ -1581,6 +1644,7 @@
           <w:b/>
           <w:bCs/>
         </w:rPr>
+        <w:lastRenderedPageBreak/>
         <w:t>If not enough material:</w:t>
       </w:r>
     </w:p>
@@ -1612,7 +1676,6 @@
         </w:numPr>
       </w:pPr>
       <w:r>
-        <w:lastRenderedPageBreak/>
         <w:t xml:space="preserve">Reduce planned quantity, </w:t>
       </w:r>
       <w:r>
@@ -1637,7 +1700,7 @@
     </w:p>
     <w:p>
       <w:r>
-        <w:pict w14:anchorId="0EA76C49">
+        <w:pict w14:anchorId="2310FF4C">
           <v:rect id="_x0000_i1032" style="width:0;height:1.5pt" o:hralign="center" o:hrstd="t" o:hr="t"/>
         </w:pict>
       </w:r>
@@ -1719,7 +1782,7 @@
         <w:t>bill of materials snapshot</w:t>
       </w:r>
       <w:r>
-        <w:t xml:space="preserve"> for this order.</w:t>
+        <w:t xml:space="preserve"> on the order (frozen for this job).</w:t>
       </w:r>
     </w:p>
     <w:p>
@@ -1800,6 +1863,57 @@
     </w:p>
     <w:p>
       <w:pPr>
+        <w:pStyle w:val="Compact"/>
+        <w:numPr>
+          <w:ilvl w:val="0"/>
+          <w:numId w:val="9"/>
+        </w:numPr>
+      </w:pPr>
+      <w:r>
+        <w:t xml:space="preserve">Creates the </w:t>
+      </w:r>
+      <w:r>
+        <w:rPr>
+          <w:b/>
+          <w:bCs/>
+        </w:rPr>
+        <w:t>first production batch</w:t>
+      </w:r>
+      <w:r>
+        <w:t xml:space="preserve"> if none exists.</w:t>
+      </w:r>
+    </w:p>
+    <w:p>
+      <w:pPr>
+        <w:pStyle w:val="Compact"/>
+        <w:numPr>
+          <w:ilvl w:val="0"/>
+          <w:numId w:val="9"/>
+        </w:numPr>
+      </w:pPr>
+      <w:r>
+        <w:rPr>
+          <w:b/>
+          <w:bCs/>
+        </w:rPr>
+        <w:t>Automatically</w:t>
+      </w:r>
+      <w:r>
+        <w:t xml:space="preserve"> creates </w:t>
+      </w:r>
+      <w:r>
+        <w:rPr>
+          <w:b/>
+          <w:bCs/>
+        </w:rPr>
+        <w:t>planned raw material lines</w:t>
+      </w:r>
+      <w:r>
+        <w:t xml:space="preserve"> on that batch from the order snapshot (no separate “generate planned lines” button in the default setup).</w:t>
+      </w:r>
+    </w:p>
+    <w:p>
+      <w:pPr>
         <w:pStyle w:val="FirstParagraph"/>
       </w:pPr>
       <w:r>
@@ -1865,7 +1979,7 @@
     </w:p>
     <w:p>
       <w:r>
-        <w:pict w14:anchorId="47F1E949">
+        <w:pict w14:anchorId="5E1ECD44">
           <v:rect id="_x0000_i1033" style="width:0;height:1.5pt" o:hralign="center" o:hrstd="t" o:hr="t"/>
         </w:pict>
       </w:r>
@@ -1874,10 +1988,10 @@
       <w:pPr>
         <w:pStyle w:val="Heading2"/>
       </w:pPr>
-      <w:bookmarkStart w:id="11" w:name="X1e7c29b08e2ef3be4c2fe69a75784ae92d845d1"/>
+      <w:bookmarkStart w:id="11" w:name="Xb0fbdf482c2f1061bab9d6a4796906cc5033c2e"/>
       <w:bookmarkEnd w:id="10"/>
       <w:r>
-        <w:t>8. Production batch — shop floor workflow</w:t>
+        <w:t>8. Production batch — shop floor workflow (4 steps)</w:t>
       </w:r>
     </w:p>
     <w:p>
@@ -1902,7 +2016,7 @@
         <w:t>Batches</w:t>
       </w:r>
       <w:r>
-        <w:t xml:space="preserve"> → create or open a batch</w:t>
+        <w:t xml:space="preserve"> → open the batch (often already created at release)</w:t>
       </w:r>
     </w:p>
     <w:p>
@@ -1910,17 +2024,27 @@
         <w:pStyle w:val="BodyText"/>
       </w:pPr>
       <w:r>
-        <w:t xml:space="preserve">Complete steps </w:t>
-      </w:r>
-      <w:r>
-        <w:rPr>
-          <w:b/>
-          <w:bCs/>
-        </w:rPr>
-        <w:t>in order</w:t>
-      </w:r>
-      <w:r>
-        <w:t>:</w:t>
+        <w:t xml:space="preserve">The on-screen checklist shows </w:t>
+      </w:r>
+      <w:r>
+        <w:rPr>
+          <w:b/>
+          <w:bCs/>
+        </w:rPr>
+        <w:t>four steps</w:t>
+      </w:r>
+      <w:r>
+        <w:t xml:space="preserve"> (numbered 1–4). There is </w:t>
+      </w:r>
+      <w:r>
+        <w:rPr>
+          <w:b/>
+          <w:bCs/>
+        </w:rPr>
+        <w:t>no</w:t>
+      </w:r>
+      <w:r>
+        <w:t xml:space="preserve"> separate checklist step to “create planned raw material lines” — the system already inserted them.</w:t>
       </w:r>
     </w:p>
     <w:tbl>
@@ -1931,8 +2055,8 @@
       </w:tblPr>
       <w:tblGrid>
         <w:gridCol w:w="691"/>
-        <w:gridCol w:w="4232"/>
-        <w:gridCol w:w="4653"/>
+        <w:gridCol w:w="3981"/>
+        <w:gridCol w:w="4904"/>
       </w:tblGrid>
       <w:tr>
         <w:trPr>
@@ -1961,7 +2085,7 @@
               <w:pStyle w:val="Compact"/>
             </w:pPr>
             <w:r>
-              <w:t>User action</w:t>
+              <w:t>What you do on screen</w:t>
             </w:r>
           </w:p>
         </w:tc>
@@ -1990,102 +2114,6 @@
             </w:pPr>
             <w:r>
               <w:t>1</w:t>
-            </w:r>
-          </w:p>
-        </w:tc>
-        <w:tc>
-          <w:tcPr>
-            <w:tcW w:w="0" w:type="auto"/>
-          </w:tcPr>
-          <w:p>
-            <w:pPr>
-              <w:pStyle w:val="Compact"/>
-            </w:pPr>
-            <w:r>
-              <w:t xml:space="preserve">Create </w:t>
-            </w:r>
-            <w:r>
-              <w:rPr>
-                <w:b/>
-                <w:bCs/>
-              </w:rPr>
-              <w:t>production batch</w:t>
-            </w:r>
-          </w:p>
-        </w:tc>
-        <w:tc>
-          <w:tcPr>
-            <w:tcW w:w="0" w:type="auto"/>
-          </w:tcPr>
-          <w:p>
-            <w:pPr>
-              <w:pStyle w:val="Compact"/>
-            </w:pPr>
-            <w:r>
-              <w:t>—</w:t>
-            </w:r>
-          </w:p>
-        </w:tc>
-      </w:tr>
-      <w:tr>
-        <w:tc>
-          <w:tcPr>
-            <w:tcW w:w="0" w:type="auto"/>
-          </w:tcPr>
-          <w:p>
-            <w:pPr>
-              <w:pStyle w:val="Compact"/>
-            </w:pPr>
-            <w:r>
-              <w:t>2</w:t>
-            </w:r>
-          </w:p>
-        </w:tc>
-        <w:tc>
-          <w:tcPr>
-            <w:tcW w:w="0" w:type="auto"/>
-          </w:tcPr>
-          <w:p>
-            <w:pPr>
-              <w:pStyle w:val="Compact"/>
-            </w:pPr>
-            <w:r>
-              <w:rPr>
-                <w:b/>
-                <w:bCs/>
-              </w:rPr>
-              <w:t>Generate planned raw materials</w:t>
-            </w:r>
-            <w:r>
-              <w:t xml:space="preserve"> from bill of materials snapshot</w:t>
-            </w:r>
-          </w:p>
-        </w:tc>
-        <w:tc>
-          <w:tcPr>
-            <w:tcW w:w="0" w:type="auto"/>
-          </w:tcPr>
-          <w:p>
-            <w:pPr>
-              <w:pStyle w:val="Compact"/>
-            </w:pPr>
-            <w:r>
-              <w:t>Planning lines only</w:t>
-            </w:r>
-          </w:p>
-        </w:tc>
-      </w:tr>
-      <w:tr>
-        <w:tc>
-          <w:tcPr>
-            <w:tcW w:w="0" w:type="auto"/>
-          </w:tcPr>
-          <w:p>
-            <w:pPr>
-              <w:pStyle w:val="Compact"/>
-            </w:pPr>
-            <w:r>
-              <w:t>3</w:t>
             </w:r>
           </w:p>
         </w:tc>
@@ -2105,20 +2133,20 @@
               <w:t>Assign warehouse batch/lot</w:t>
             </w:r>
             <w:r>
-              <w:t xml:space="preserve"> per raw material line</w:t>
-            </w:r>
-          </w:p>
-        </w:tc>
-        <w:tc>
-          <w:tcPr>
-            <w:tcW w:w="0" w:type="auto"/>
-          </w:tcPr>
-          <w:p>
-            <w:pPr>
-              <w:pStyle w:val="Compact"/>
-            </w:pPr>
-            <w:r>
-              <w:t>No extra reserve (reserve was at Release)</w:t>
+              <w:t xml:space="preserve"> on each raw material line</w:t>
+            </w:r>
+          </w:p>
+        </w:tc>
+        <w:tc>
+          <w:tcPr>
+            <w:tcW w:w="0" w:type="auto"/>
+          </w:tcPr>
+          <w:p>
+            <w:pPr>
+              <w:pStyle w:val="Compact"/>
+            </w:pPr>
+            <w:r>
+              <w:t>No stock move; reserve was created at Release</w:t>
             </w:r>
           </w:p>
         </w:tc>
@@ -2133,7 +2161,7 @@
               <w:pStyle w:val="Compact"/>
             </w:pPr>
             <w:r>
-              <w:t>4</w:t>
+              <w:t>2</w:t>
             </w:r>
           </w:p>
         </w:tc>
@@ -2182,43 +2210,40 @@
               <w:pStyle w:val="Compact"/>
             </w:pPr>
             <w:r>
-              <w:t>5</w:t>
-            </w:r>
-          </w:p>
-        </w:tc>
-        <w:tc>
-          <w:tcPr>
-            <w:tcW w:w="0" w:type="auto"/>
-          </w:tcPr>
-          <w:p>
-            <w:pPr>
-              <w:pStyle w:val="Compact"/>
-            </w:pPr>
-            <w:r>
-              <w:t xml:space="preserve">Enter </w:t>
-            </w:r>
+              <w:t>3</w:t>
+            </w:r>
+          </w:p>
+        </w:tc>
+        <w:tc>
+          <w:tcPr>
+            <w:tcW w:w="0" w:type="auto"/>
+          </w:tcPr>
+          <w:p>
+            <w:pPr>
+              <w:pStyle w:val="Compact"/>
+            </w:pPr>
             <w:r>
               <w:rPr>
                 <w:b/>
                 <w:bCs/>
               </w:rPr>
-              <w:t>finished goods output</w:t>
-            </w:r>
-            <w:r>
-              <w:t xml:space="preserve"> (qty, manufactured product batch number)</w:t>
-            </w:r>
-          </w:p>
-        </w:tc>
-        <w:tc>
-          <w:tcPr>
-            <w:tcW w:w="0" w:type="auto"/>
-          </w:tcPr>
-          <w:p>
-            <w:pPr>
-              <w:pStyle w:val="Compact"/>
-            </w:pPr>
-            <w:r>
-              <w:t>—</w:t>
+              <w:t>Add manufactured product output</w:t>
+            </w:r>
+            <w:r>
+              <w:t xml:space="preserve"> (quantity, batch number)</w:t>
+            </w:r>
+          </w:p>
+        </w:tc>
+        <w:tc>
+          <w:tcPr>
+            <w:tcW w:w="0" w:type="auto"/>
+          </w:tcPr>
+          <w:p>
+            <w:pPr>
+              <w:pStyle w:val="Compact"/>
+            </w:pPr>
+            <w:r>
+              <w:t>Planning only until step 4</w:t>
             </w:r>
           </w:p>
         </w:tc>
@@ -2233,55 +2258,7 @@
               <w:pStyle w:val="Compact"/>
             </w:pPr>
             <w:r>
-              <w:t>6</w:t>
-            </w:r>
-          </w:p>
-        </w:tc>
-        <w:tc>
-          <w:tcPr>
-            <w:tcW w:w="0" w:type="auto"/>
-          </w:tcPr>
-          <w:p>
-            <w:pPr>
-              <w:pStyle w:val="Compact"/>
-            </w:pPr>
-            <w:r>
-              <w:rPr>
-                <w:b/>
-                <w:bCs/>
-              </w:rPr>
-              <w:t>Variance approval</w:t>
-            </w:r>
-            <w:r>
-              <w:t xml:space="preserve"> (if company policy requires)</w:t>
-            </w:r>
-          </w:p>
-        </w:tc>
-        <w:tc>
-          <w:tcPr>
-            <w:tcW w:w="0" w:type="auto"/>
-          </w:tcPr>
-          <w:p>
-            <w:pPr>
-              <w:pStyle w:val="Compact"/>
-            </w:pPr>
-            <w:r>
-              <w:t>Manager approves before manufactured product posting</w:t>
-            </w:r>
-          </w:p>
-        </w:tc>
-      </w:tr>
-      <w:tr>
-        <w:tc>
-          <w:tcPr>
-            <w:tcW w:w="0" w:type="auto"/>
-          </w:tcPr>
-          <w:p>
-            <w:pPr>
-              <w:pStyle w:val="Compact"/>
-            </w:pPr>
-            <w:r>
-              <w:t>7</w:t>
+              <w:t>4</w:t>
             </w:r>
           </w:p>
         </w:tc>
@@ -2318,7 +2295,11 @@
               <w:t>Manufactured product quantity increases</w:t>
             </w:r>
             <w:r>
-              <w:t xml:space="preserve"> in manufactured product warehouse</w:t>
+              <w:t xml:space="preserve"> </w:t>
+            </w:r>
+            <w:r>
+              <w:lastRenderedPageBreak/>
+              <w:t>in manufactured product warehouse</w:t>
             </w:r>
           </w:p>
         </w:tc>
@@ -2334,7 +2315,7 @@
           <w:bCs/>
         </w:rPr>
         <w:lastRenderedPageBreak/>
-        <w:t>Order status after posting:</w:t>
+        <w:t>After posting:</w:t>
       </w:r>
     </w:p>
     <w:p>
@@ -2346,6 +2327,9 @@
         </w:numPr>
       </w:pPr>
       <w:r>
+        <w:t xml:space="preserve">Order </w:t>
+      </w:r>
+      <w:r>
         <w:rPr>
           <w:b/>
           <w:bCs/>
@@ -2353,7 +2337,7 @@
         <w:t>In progress</w:t>
       </w:r>
       <w:r>
-        <w:t xml:space="preserve"> — after raw materials are deducted on all required batches.</w:t>
+        <w:t xml:space="preserve"> — when raw materials are deducted (per batch rules).</w:t>
       </w:r>
     </w:p>
     <w:p>
@@ -2365,6 +2349,9 @@
         </w:numPr>
       </w:pPr>
       <w:r>
+        <w:t xml:space="preserve">Order </w:t>
+      </w:r>
+      <w:r>
         <w:rPr>
           <w:b/>
           <w:bCs/>
@@ -2372,7 +2359,7 @@
         <w:t>Completed</w:t>
       </w:r>
       <w:r>
-        <w:t xml:space="preserve"> — after all finished goods are posted.</w:t>
+        <w:t xml:space="preserve"> — when all batches have posted finished goods.</w:t>
       </w:r>
     </w:p>
     <w:p>
@@ -2385,88 +2372,6 @@
           <w:bCs/>
         </w:rPr>
         <w:t>Important:</w:t>
-      </w:r>
-      <w:r>
-        <w:t xml:space="preserve"> Clicking </w:t>
-      </w:r>
-      <w:r>
-        <w:rPr>
-          <w:b/>
-          <w:bCs/>
-        </w:rPr>
-        <w:t>Completed</w:t>
-      </w:r>
-      <w:r>
-        <w:t xml:space="preserve"> alone does </w:t>
-      </w:r>
-      <w:r>
-        <w:rPr>
-          <w:b/>
-          <w:bCs/>
-        </w:rPr>
-        <w:t>not</w:t>
-      </w:r>
-      <w:r>
-        <w:t xml:space="preserve"> move stock. Stock moves at </w:t>
-      </w:r>
-      <w:r>
-        <w:rPr>
-          <w:b/>
-          <w:bCs/>
-        </w:rPr>
-        <w:t>Deduct raw materials</w:t>
-      </w:r>
-      <w:r>
-        <w:t xml:space="preserve"> and </w:t>
-      </w:r>
-      <w:r>
-        <w:rPr>
-          <w:b/>
-          <w:bCs/>
-        </w:rPr>
-        <w:t>Post finished goods</w:t>
-      </w:r>
-      <w:r>
-        <w:t>.</w:t>
-      </w:r>
-    </w:p>
-    <w:p>
-      <w:r>
-        <w:pict w14:anchorId="268F7B46">
-          <v:rect id="_x0000_i1034" style="width:0;height:1.5pt" o:hralign="center" o:hrstd="t" o:hr="t"/>
-        </w:pict>
-      </w:r>
-    </w:p>
-    <w:p>
-      <w:pPr>
-        <w:pStyle w:val="Heading2"/>
-      </w:pPr>
-      <w:bookmarkStart w:id="12" w:name="X50f01f1b90ae1a4f94526e3282433fa548fa37b"/>
-      <w:bookmarkEnd w:id="11"/>
-      <w:r>
-        <w:t>9. Traceability (optional)</w:t>
-      </w:r>
-    </w:p>
-    <w:p>
-      <w:pPr>
-        <w:pStyle w:val="FirstParagraph"/>
-      </w:pPr>
-      <w:r>
-        <w:rPr>
-          <w:b/>
-          <w:bCs/>
-        </w:rPr>
-        <w:t>Go to:</w:t>
-      </w:r>
-      <w:r>
-        <w:t xml:space="preserve"> Batch screen → </w:t>
-      </w:r>
-      <w:r>
-        <w:rPr>
-          <w:b/>
-          <w:bCs/>
-        </w:rPr>
-        <w:t>Trace</w:t>
       </w:r>
     </w:p>
     <w:p>
@@ -2478,7 +2383,27 @@
         </w:numPr>
       </w:pPr>
       <w:r>
-        <w:t>Links between production batch and warehouse batches (raw materials → production → manufactured product).</w:t>
+        <w:t xml:space="preserve">Clicking </w:t>
+      </w:r>
+      <w:r>
+        <w:rPr>
+          <w:b/>
+          <w:bCs/>
+        </w:rPr>
+        <w:t>Completed</w:t>
+      </w:r>
+      <w:r>
+        <w:t xml:space="preserve"> on the order alone does </w:t>
+      </w:r>
+      <w:r>
+        <w:rPr>
+          <w:b/>
+          <w:bCs/>
+        </w:rPr>
+        <w:t>not</w:t>
+      </w:r>
+      <w:r>
+        <w:t xml:space="preserve"> move stock.</w:t>
       </w:r>
     </w:p>
     <w:p>
@@ -2490,13 +2415,94 @@
         </w:numPr>
       </w:pPr>
       <w:r>
-        <w:t>Use for audits, recalls, or customer questions.</w:t>
-      </w:r>
-    </w:p>
-    <w:p>
-      <w:r>
-        <w:pict w14:anchorId="6978F987">
-          <v:rect id="_x0000_i1035" style="width:0;height:1.5pt" o:hralign="center" o:hrstd="t" o:hr="t"/>
+        <w:t xml:space="preserve">You </w:t>
+      </w:r>
+      <w:r>
+        <w:rPr>
+          <w:b/>
+          <w:bCs/>
+        </w:rPr>
+        <w:t>cannot</w:t>
+      </w:r>
+      <w:r>
+        <w:t xml:space="preserve"> manually add extra raw material lines on the batch in the default setup (lines come from the snapshot only).</w:t>
+      </w:r>
+    </w:p>
+    <w:p>
+      <w:pPr>
+        <w:pStyle w:val="Compact"/>
+        <w:numPr>
+          <w:ilvl w:val="0"/>
+          <w:numId w:val="11"/>
+        </w:numPr>
+      </w:pPr>
+      <w:r>
+        <w:t xml:space="preserve">Opening an older batch with no lines yet triggers the same </w:t>
+      </w:r>
+      <w:r>
+        <w:rPr>
+          <w:b/>
+          <w:bCs/>
+        </w:rPr>
+        <w:t>automatic</w:t>
+      </w:r>
+      <w:r>
+        <w:t xml:space="preserve"> planned lines if the order already has a snapshot.</w:t>
+      </w:r>
+    </w:p>
+    <w:p>
+      <w:pPr>
+        <w:pStyle w:val="FirstParagraph"/>
+      </w:pPr>
+      <w:r>
+        <w:rPr>
+          <w:b/>
+          <w:bCs/>
+        </w:rPr>
+        <w:t>Optional (admin):</w:t>
+      </w:r>
+      <w:r>
+        <w:t xml:space="preserve"> Variance approval may be required before posting finished goods if quantity is outside policy (</w:t>
+      </w:r>
+      <w:r>
+        <w:rPr>
+          <w:rStyle w:val="VerbatimChar"/>
+        </w:rPr>
+        <w:t>Settings → Production</w:t>
+      </w:r>
+      <w:r>
+        <w:t>).</w:t>
+      </w:r>
+    </w:p>
+    <w:p>
+      <w:pPr>
+        <w:pStyle w:val="BodyText"/>
+      </w:pPr>
+      <w:r>
+        <w:rPr>
+          <w:b/>
+          <w:bCs/>
+        </w:rPr>
+        <w:t>Optional:</w:t>
+      </w:r>
+      <w:r>
+        <w:t xml:space="preserve"> </w:t>
+      </w:r>
+      <w:r>
+        <w:rPr>
+          <w:b/>
+          <w:bCs/>
+        </w:rPr>
+        <w:t>Print label slip</w:t>
+      </w:r>
+      <w:r>
+        <w:t xml:space="preserve"> on the batch screen for shop-floor labels.</w:t>
+      </w:r>
+    </w:p>
+    <w:p>
+      <w:r>
+        <w:pict w14:anchorId="5EB58E8E">
+          <v:rect id="_x0000_i1034" style="width:0;height:1.5pt" o:hralign="center" o:hrstd="t" o:hr="t"/>
         </w:pict>
       </w:r>
     </w:p>
@@ -2504,10 +2510,10 @@
       <w:pPr>
         <w:pStyle w:val="Heading2"/>
       </w:pPr>
-      <w:bookmarkStart w:id="13" w:name="X2b54c365aea99a2c5091b66f8c76c00fd1fcaf8"/>
-      <w:bookmarkEnd w:id="12"/>
-      <w:r>
-        <w:t>10. Finished goods → sales &amp; delivery</w:t>
+      <w:bookmarkStart w:id="12" w:name="X50f01f1b90ae1a4f94526e3282433fa548fa37b"/>
+      <w:bookmarkEnd w:id="11"/>
+      <w:r>
+        <w:t>9. Traceability (optional)</w:t>
       </w:r>
     </w:p>
     <w:p>
@@ -2515,27 +2521,21 @@
         <w:pStyle w:val="FirstParagraph"/>
       </w:pPr>
       <w:r>
-        <w:t xml:space="preserve">After </w:t>
-      </w:r>
-      <w:r>
-        <w:rPr>
-          <w:b/>
-          <w:bCs/>
-        </w:rPr>
-        <w:t>Post finished goods</w:t>
-      </w:r>
-      <w:r>
-        <w:t xml:space="preserve">, stock is in the </w:t>
-      </w:r>
-      <w:r>
-        <w:rPr>
-          <w:b/>
-          <w:bCs/>
-        </w:rPr>
-        <w:t>manufactured product warehouse</w:t>
-      </w:r>
-      <w:r>
-        <w:t>. It can be used for:</w:t>
+        <w:rPr>
+          <w:b/>
+          <w:bCs/>
+        </w:rPr>
+        <w:t>Go to:</w:t>
+      </w:r>
+      <w:r>
+        <w:t xml:space="preserve"> Batch screen → </w:t>
+      </w:r>
+      <w:r>
+        <w:rPr>
+          <w:b/>
+          <w:bCs/>
+        </w:rPr>
+        <w:t>Trace</w:t>
       </w:r>
     </w:p>
     <w:p>
@@ -2547,7 +2547,7 @@
         </w:numPr>
       </w:pPr>
       <w:r>
-        <w:t>Sales orders</w:t>
+        <w:t>Links production batch ↔ warehouse batches (raw materials → production → manufactured product).</w:t>
       </w:r>
     </w:p>
     <w:p>
@@ -2559,7 +2559,52 @@
         </w:numPr>
       </w:pPr>
       <w:r>
-        <w:t>Delivery orders (confirm / ship — may reserve or deduct manufactured product stock per company settings)</w:t>
+        <w:t>Use for audits, recalls, or customer questions.</w:t>
+      </w:r>
+    </w:p>
+    <w:p>
+      <w:r>
+        <w:pict w14:anchorId="762ACA27">
+          <v:rect id="_x0000_i1035" style="width:0;height:1.5pt" o:hralign="center" o:hrstd="t" o:hr="t"/>
+        </w:pict>
+      </w:r>
+    </w:p>
+    <w:p>
+      <w:pPr>
+        <w:pStyle w:val="Heading2"/>
+      </w:pPr>
+      <w:bookmarkStart w:id="13" w:name="Xf567045b301c79a9c3d7ba7bf0c62ecf197b368"/>
+      <w:bookmarkEnd w:id="12"/>
+      <w:r>
+        <w:t>10. Manufactured product → sales &amp; delivery</w:t>
+      </w:r>
+    </w:p>
+    <w:p>
+      <w:pPr>
+        <w:pStyle w:val="FirstParagraph"/>
+      </w:pPr>
+      <w:r>
+        <w:t xml:space="preserve">After </w:t>
+      </w:r>
+      <w:r>
+        <w:rPr>
+          <w:b/>
+          <w:bCs/>
+        </w:rPr>
+        <w:t>Post finished goods</w:t>
+      </w:r>
+      <w:r>
+        <w:t xml:space="preserve">, stock is in the </w:t>
+      </w:r>
+      <w:r>
+        <w:rPr>
+          <w:b/>
+          <w:bCs/>
+        </w:rPr>
+        <w:t>manufactured product warehouse</w:t>
+      </w:r>
+      <w:r>
+        <w:t>. It can be used for:</w:t>
       </w:r>
     </w:p>
     <w:p>
@@ -2567,10 +2612,34 @@
         <w:pStyle w:val="Compact"/>
         <w:numPr>
           <w:ilvl w:val="0"/>
-          <w:numId w:val="12"/>
+          <w:numId w:val="13"/>
         </w:numPr>
       </w:pPr>
       <w:r>
+        <w:t>Sales orders</w:t>
+      </w:r>
+    </w:p>
+    <w:p>
+      <w:pPr>
+        <w:pStyle w:val="Compact"/>
+        <w:numPr>
+          <w:ilvl w:val="0"/>
+          <w:numId w:val="13"/>
+        </w:numPr>
+      </w:pPr>
+      <w:r>
+        <w:t>Delivery orders (confirm / ship — may reserve or deduct stock per company settings)</w:t>
+      </w:r>
+    </w:p>
+    <w:p>
+      <w:pPr>
+        <w:pStyle w:val="Compact"/>
+        <w:numPr>
+          <w:ilvl w:val="0"/>
+          <w:numId w:val="13"/>
+        </w:numPr>
+      </w:pPr>
+      <w:r>
         <w:t>Invoices (financial; usually does not change stock again)</w:t>
       </w:r>
     </w:p>
@@ -2583,10 +2652,10 @@
           <w:b/>
           <w:bCs/>
         </w:rPr>
-        <w:t>Optional:</w:t>
-      </w:r>
-      <w:r>
-        <w:t xml:space="preserve"> Shipping may be blocked until the linked production order is </w:t>
+        <w:t>Optional (often enabled):</w:t>
+      </w:r>
+      <w:r>
+        <w:t xml:space="preserve"> Delivery shipping may be blocked until linked production orders are </w:t>
       </w:r>
       <w:r>
         <w:rPr>
@@ -2596,12 +2665,12 @@
         <w:t>Completed</w:t>
       </w:r>
       <w:r>
-        <w:t xml:space="preserve"> (quality lock — if enabled).</w:t>
-      </w:r>
-    </w:p>
-    <w:p>
-      <w:r>
-        <w:pict w14:anchorId="6109ACB9">
+        <w:t xml:space="preserve"> (quality lock).</w:t>
+      </w:r>
+    </w:p>
+    <w:p>
+      <w:r>
+        <w:pict w14:anchorId="629A41F0">
           <v:rect id="_x0000_i1036" style="width:0;height:1.5pt" o:hralign="center" o:hrstd="t" o:hr="t"/>
         </w:pict>
       </w:r>
@@ -2613,6 +2682,7 @@
       <w:bookmarkStart w:id="14" w:name="X8d1493b8db62ad52cb2254dbb8ce1c4851f4f4e"/>
       <w:bookmarkEnd w:id="13"/>
       <w:r>
+        <w:lastRenderedPageBreak/>
         <w:t>11. Cancel an order</w:t>
       </w:r>
     </w:p>
@@ -2787,7 +2857,7 @@
     </w:tbl>
     <w:p>
       <w:r>
-        <w:pict w14:anchorId="4B3418A3">
+        <w:pict w14:anchorId="52E0731F">
           <v:rect id="_x0000_i1037" style="width:0;height:1.5pt" o:hralign="center" o:hrstd="t" o:hr="t"/>
         </w:pict>
       </w:r>
@@ -2809,8 +2879,8 @@
         <w:tblLook w:val="0020" w:firstRow="1" w:lastRow="0" w:firstColumn="0" w:lastColumn="0" w:noHBand="0" w:noVBand="0"/>
       </w:tblPr>
       <w:tblGrid>
-        <w:gridCol w:w="6369"/>
-        <w:gridCol w:w="2690"/>
+        <w:gridCol w:w="7005"/>
+        <w:gridCol w:w="2571"/>
       </w:tblGrid>
       <w:tr>
         <w:trPr>
@@ -2854,7 +2924,6 @@
               <w:pStyle w:val="Compact"/>
             </w:pPr>
             <w:r>
-              <w:lastRenderedPageBreak/>
               <w:t>Create bill of materials / draft order</w:t>
             </w:r>
           </w:p>
@@ -2911,7 +2980,7 @@
               <w:pStyle w:val="Compact"/>
             </w:pPr>
             <w:r>
-              <w:t>Batch — deduct raw materials / post manufactured product</w:t>
+              <w:t>Batch — assign lots, deduct raw materials, post manufactured product</w:t>
             </w:r>
           </w:p>
         </w:tc>
@@ -2988,7 +3057,7 @@
     </w:tbl>
     <w:p>
       <w:r>
-        <w:pict w14:anchorId="28A2007B">
+        <w:pict w14:anchorId="07AD4B6D">
           <v:rect id="_x0000_i1038" style="width:0;height:1.5pt" o:hralign="center" o:hrstd="t" o:hr="t"/>
         </w:pict>
       </w:r>
@@ -3008,7 +3077,7 @@
         <w:pStyle w:val="Compact"/>
         <w:numPr>
           <w:ilvl w:val="0"/>
-          <w:numId w:val="13"/>
+          <w:numId w:val="14"/>
         </w:numPr>
       </w:pPr>
       <w:r>
@@ -3020,11 +3089,11 @@
         <w:pStyle w:val="Compact"/>
         <w:numPr>
           <w:ilvl w:val="0"/>
-          <w:numId w:val="13"/>
+          <w:numId w:val="14"/>
         </w:numPr>
       </w:pPr>
       <w:r>
-        <w:t>Skipping batch steps — No stock movement.</w:t>
+        <w:t>Releasing without selecting a bill of materials (or empty bill of materials) — Release fails.</w:t>
       </w:r>
     </w:p>
     <w:p>
@@ -3032,11 +3101,21 @@
         <w:pStyle w:val="Compact"/>
         <w:numPr>
           <w:ilvl w:val="0"/>
-          <w:numId w:val="13"/>
+          <w:numId w:val="14"/>
         </w:numPr>
       </w:pPr>
       <w:r>
-        <w:t>Wrong raw material or manufactured product warehouse on the order.</w:t>
+        <w:t xml:space="preserve">Expecting to pick manufactured product first — choose </w:t>
+      </w:r>
+      <w:r>
+        <w:rPr>
+          <w:b/>
+          <w:bCs/>
+        </w:rPr>
+        <w:t>bill of materials</w:t>
+      </w:r>
+      <w:r>
+        <w:t xml:space="preserve"> first; product follows.</w:t>
       </w:r>
     </w:p>
     <w:p>
@@ -3044,11 +3123,11 @@
         <w:pStyle w:val="Compact"/>
         <w:numPr>
           <w:ilvl w:val="0"/>
-          <w:numId w:val="13"/>
+          <w:numId w:val="14"/>
         </w:numPr>
       </w:pPr>
       <w:r>
-        <w:t>Bill of materials line unit not mapped to product base unit — Set up unit conversions.</w:t>
+        <w:t>Skipping batch steps 1–4 — No stock movement.</w:t>
       </w:r>
     </w:p>
     <w:p>
@@ -3056,10 +3135,54 @@
         <w:pStyle w:val="Compact"/>
         <w:numPr>
           <w:ilvl w:val="0"/>
-          <w:numId w:val="13"/>
+          <w:numId w:val="14"/>
         </w:numPr>
       </w:pPr>
       <w:r>
+        <w:t>Wrong raw material or manufactured product warehouse on the order.</w:t>
+      </w:r>
+    </w:p>
+    <w:p>
+      <w:pPr>
+        <w:pStyle w:val="Compact"/>
+        <w:numPr>
+          <w:ilvl w:val="0"/>
+          <w:numId w:val="14"/>
+        </w:numPr>
+      </w:pPr>
+      <w:r>
+        <w:t xml:space="preserve">Confusing </w:t>
+      </w:r>
+      <w:r>
+        <w:rPr>
+          <w:b/>
+          <w:bCs/>
+        </w:rPr>
+        <w:t>form preview</w:t>
+      </w:r>
+      <w:r>
+        <w:t xml:space="preserve"> (master bill of materials) with </w:t>
+      </w:r>
+      <w:r>
+        <w:rPr>
+          <w:b/>
+          <w:bCs/>
+        </w:rPr>
+        <w:t>batch lines</w:t>
+      </w:r>
+      <w:r>
+        <w:t xml:space="preserve"> (snapshot at release).</w:t>
+      </w:r>
+    </w:p>
+    <w:p>
+      <w:pPr>
+        <w:pStyle w:val="Compact"/>
+        <w:numPr>
+          <w:ilvl w:val="0"/>
+          <w:numId w:val="14"/>
+        </w:numPr>
+      </w:pPr>
+      <w:r>
         <w:t xml:space="preserve">Expecting </w:t>
       </w:r>
       <w:r>
@@ -3070,7 +3193,7 @@
         <w:t>Draft</w:t>
       </w:r>
       <w:r>
-        <w:t xml:space="preserve"> to reserve stock — Only </w:t>
+        <w:t xml:space="preserve"> to reserve stock — only </w:t>
       </w:r>
       <w:r>
         <w:rPr>
@@ -3085,7 +3208,7 @@
     </w:p>
     <w:p>
       <w:r>
-        <w:pict w14:anchorId="69F92B4C">
+        <w:pict w14:anchorId="1E333BF0">
           <v:rect id="_x0000_i1039" style="width:0;height:1.5pt" o:hralign="center" o:hrstd="t" o:hr="t"/>
         </w:pict>
       </w:r>
@@ -3264,6 +3387,7 @@
               <w:pStyle w:val="Compact"/>
             </w:pPr>
             <w:r>
+              <w:lastRenderedPageBreak/>
               <w:t>Shortage report</w:t>
             </w:r>
           </w:p>
@@ -3313,7 +3437,7 @@
     </w:tbl>
     <w:p>
       <w:r>
-        <w:pict w14:anchorId="16FF00CB">
+        <w:pict w14:anchorId="2E8F2787">
           <v:rect id="_x0000_i1040" style="width:0;height:1.5pt" o:hralign="center" o:hrstd="t" o:hr="t"/>
         </w:pict>
       </w:r>
@@ -3333,7 +3457,7 @@
         <w:pStyle w:val="Compact"/>
         <w:numPr>
           <w:ilvl w:val="0"/>
-          <w:numId w:val="14"/>
+          <w:numId w:val="15"/>
         </w:numPr>
       </w:pPr>
       <w:hyperlink r:id="rId5">
@@ -3350,10 +3474,47 @@
         <w:pStyle w:val="Compact"/>
         <w:numPr>
           <w:ilvl w:val="0"/>
-          <w:numId w:val="14"/>
+          <w:numId w:val="15"/>
         </w:numPr>
       </w:pPr>
       <w:hyperlink r:id="rId6">
+        <w:r>
+          <w:rPr>
+            <w:rStyle w:val="VerbatimChar"/>
+          </w:rPr>
+          <w:t>FUNC_LOGIC/PRODUCTION_MODULE_AUDIT_VI.md</w:t>
+        </w:r>
+      </w:hyperlink>
+    </w:p>
+    <w:p>
+      <w:pPr>
+        <w:pStyle w:val="Compact"/>
+        <w:numPr>
+          <w:ilvl w:val="0"/>
+          <w:numId w:val="15"/>
+        </w:numPr>
+      </w:pPr>
+      <w:hyperlink r:id="rId7">
+        <w:r>
+          <w:rPr>
+            <w:rStyle w:val="VerbatimChar"/>
+          </w:rPr>
+          <w:t>FUNC_LOGIC/PRODUCTION_BATCH_STEP1_RESTORE_VI.md</w:t>
+        </w:r>
+      </w:hyperlink>
+      <w:r>
+        <w:t xml:space="preserve"> — restore manual “planned lines” step / button</w:t>
+      </w:r>
+    </w:p>
+    <w:p>
+      <w:pPr>
+        <w:pStyle w:val="Compact"/>
+        <w:numPr>
+          <w:ilvl w:val="0"/>
+          <w:numId w:val="15"/>
+        </w:numPr>
+      </w:pPr>
+      <w:hyperlink r:id="rId8">
         <w:r>
           <w:rPr>
             <w:rStyle w:val="VerbatimChar"/>
@@ -3381,7 +3542,7 @@
   <w:abstractNum w:abstractNumId="0" w15:restartNumberingAfterBreak="0">
     <w:nsid w:val="0000A990"/>
     <w:multiLevelType w:val="multilevel"/>
-    <w:tmpl w:val="08DA0A12"/>
+    <w:tmpl w:val="3AD2EEC2"/>
     <w:lvl w:ilvl="0">
       <w:numFmt w:val="bullet"/>
       <w:lvlText w:val=" "/>
@@ -3458,7 +3619,7 @@
   <w:abstractNum w:abstractNumId="1" w15:restartNumberingAfterBreak="0">
     <w:nsid w:val="0000A991"/>
     <w:multiLevelType w:val="multilevel"/>
-    <w:tmpl w:val="38D6DE2A"/>
+    <w:tmpl w:val="D4F41864"/>
     <w:lvl w:ilvl="0">
       <w:numFmt w:val="bullet"/>
       <w:lvlText w:val=""/>
@@ -3562,7 +3723,7 @@
   <w:abstractNum w:abstractNumId="2" w15:restartNumberingAfterBreak="0">
     <w:nsid w:val="00A99411"/>
     <w:multiLevelType w:val="multilevel"/>
-    <w:tmpl w:val="DA42908A"/>
+    <w:tmpl w:val="BDDAE3AA"/>
     <w:lvl w:ilvl="0">
       <w:start w:val="1"/>
       <w:numFmt w:val="decimal"/>
@@ -3645,43 +3806,22 @@
       </w:pPr>
     </w:lvl>
   </w:abstractNum>
-  <w:num w:numId="1" w16cid:durableId="99375905">
+  <w:num w:numId="1" w16cid:durableId="2058234634">
     <w:abstractNumId w:val="0"/>
   </w:num>
-  <w:num w:numId="2" w16cid:durableId="2070766458">
+  <w:num w:numId="2" w16cid:durableId="24445333">
     <w:abstractNumId w:val="1"/>
   </w:num>
-  <w:num w:numId="3" w16cid:durableId="1308970752">
+  <w:num w:numId="3" w16cid:durableId="1405032660">
     <w:abstractNumId w:val="1"/>
   </w:num>
-  <w:num w:numId="4" w16cid:durableId="2039230548">
+  <w:num w:numId="4" w16cid:durableId="1739015832">
     <w:abstractNumId w:val="1"/>
   </w:num>
-  <w:num w:numId="5" w16cid:durableId="1296913626">
+  <w:num w:numId="5" w16cid:durableId="215239178">
     <w:abstractNumId w:val="1"/>
   </w:num>
-  <w:num w:numId="6" w16cid:durableId="187180521">
-    <w:abstractNumId w:val="1"/>
-  </w:num>
-  <w:num w:numId="7" w16cid:durableId="925917502">
-    <w:abstractNumId w:val="1"/>
-  </w:num>
-  <w:num w:numId="8" w16cid:durableId="363822852">
-    <w:abstractNumId w:val="1"/>
-  </w:num>
-  <w:num w:numId="9" w16cid:durableId="566917746">
-    <w:abstractNumId w:val="1"/>
-  </w:num>
-  <w:num w:numId="10" w16cid:durableId="1561212080">
-    <w:abstractNumId w:val="1"/>
-  </w:num>
-  <w:num w:numId="11" w16cid:durableId="1648900088">
-    <w:abstractNumId w:val="1"/>
-  </w:num>
-  <w:num w:numId="12" w16cid:durableId="739212069">
-    <w:abstractNumId w:val="1"/>
-  </w:num>
-  <w:num w:numId="13" w16cid:durableId="1632981020">
+  <w:num w:numId="6" w16cid:durableId="933709856">
     <w:abstractNumId w:val="2"/>
     <w:lvlOverride w:ilvl="0">
       <w:startOverride w:val="1"/>
@@ -3711,7 +3851,58 @@
       <w:startOverride w:val="1"/>
     </w:lvlOverride>
   </w:num>
-  <w:num w:numId="14" w16cid:durableId="576595482">
+  <w:num w:numId="7" w16cid:durableId="774911185">
+    <w:abstractNumId w:val="1"/>
+  </w:num>
+  <w:num w:numId="8" w16cid:durableId="230047286">
+    <w:abstractNumId w:val="1"/>
+  </w:num>
+  <w:num w:numId="9" w16cid:durableId="791555276">
+    <w:abstractNumId w:val="1"/>
+  </w:num>
+  <w:num w:numId="10" w16cid:durableId="402991839">
+    <w:abstractNumId w:val="1"/>
+  </w:num>
+  <w:num w:numId="11" w16cid:durableId="540241507">
+    <w:abstractNumId w:val="1"/>
+  </w:num>
+  <w:num w:numId="12" w16cid:durableId="298847084">
+    <w:abstractNumId w:val="1"/>
+  </w:num>
+  <w:num w:numId="13" w16cid:durableId="415631830">
+    <w:abstractNumId w:val="1"/>
+  </w:num>
+  <w:num w:numId="14" w16cid:durableId="969285191">
+    <w:abstractNumId w:val="2"/>
+    <w:lvlOverride w:ilvl="0">
+      <w:startOverride w:val="1"/>
+    </w:lvlOverride>
+    <w:lvlOverride w:ilvl="1">
+      <w:startOverride w:val="1"/>
+    </w:lvlOverride>
+    <w:lvlOverride w:ilvl="2">
+      <w:startOverride w:val="1"/>
+    </w:lvlOverride>
+    <w:lvlOverride w:ilvl="3">
+      <w:startOverride w:val="1"/>
+    </w:lvlOverride>
+    <w:lvlOverride w:ilvl="4">
+      <w:startOverride w:val="1"/>
+    </w:lvlOverride>
+    <w:lvlOverride w:ilvl="5">
+      <w:startOverride w:val="1"/>
+    </w:lvlOverride>
+    <w:lvlOverride w:ilvl="6">
+      <w:startOverride w:val="1"/>
+    </w:lvlOverride>
+    <w:lvlOverride w:ilvl="7">
+      <w:startOverride w:val="1"/>
+    </w:lvlOverride>
+    <w:lvlOverride w:ilvl="8">
+      <w:startOverride w:val="1"/>
+    </w:lvlOverride>
+  </w:num>
+  <w:num w:numId="15" w16cid:durableId="1561398380">
     <w:abstractNumId w:val="1"/>
   </w:num>
 </w:numbering>
